--- a/Quanta, Actually - SERIES/QED Course/chapters/Interlude Mead's View.docx
+++ b/Quanta, Actually - SERIES/QED Course/chapters/Interlude Mead's View.docx
@@ -17,7 +17,7 @@
         <w:jc w:val="center"/>
       </w:pPr>
       <w:r>
-        <w:t>Interlude 40 of the Complete Quantum Electrodynamics Course</w:t>
+        <w:t>The interlude after Lesson 41 of Quantum, Actually, Volume 2: A QED Course</w:t>
       </w:r>
     </w:p>
     <w:p>
@@ -74,7 +74,7 @@
     </w:p>
     <w:p>
       <w:r>
-        <w:t>This interlude is later on purpose. Prologues 1–4 started with Feynman's photons and arrows. Prologue 5 put Maxwell's E and B beside that picture. Lessons 8 and 39–41 then derived the potentials and the covariant derivative. Carver Mead's Collective Electrodynamics (2000) reads those results in the opposite order from nineteenth-century pedagogy: the primitive object is the vector potential as a standard of quantum phase for charged matter; E and B are derived. The interlude states that view, connects it to Aharonov–Bohm and to Lesson 39, and does not replace Feynman diagrams or Maxwell's equations. Expect four to six hours.</w:t>
+        <w:t>This interlude is later on purpose. Prologues 1–6 started with Feynman's photons and arrows. Prologue 7 put Maxwell's E and B beside that picture. Lessons 8 and 39–41 then derived the potentials and the covariant derivative. Carver Mead's Collective Electrodynamics (2000) reads those results in the opposite order from nineteenth-century pedagogy: the primitive object is the vector potential as a standard of quantum phase for charged matter; E and B are derived. The interlude states that view, connects it to Aharonov–Bohm and to Lesson 39, and does not replace Feynman diagrams or Maxwell's equations. Expect four to six hours.</w:t>
       </w:r>
     </w:p>
     <w:p>
@@ -106,7 +106,16 @@
         <w:pStyle w:val="ListBullet"/>
       </w:pPr>
       <w:r>
-        <w:t>Identify Lesson 39's local U(1) as the same insistence: a phase convention for ψ is meaningless without A_μ.</w:t>
+        <w:t>Identify Lesson 39's local U(1) as the same insistence: a phase convention for ψ is meaningless without A</w:t>
+      </w:r>
+      <w:r>
+        <w:rPr>
+          <w:vertAlign w:val="subscript"/>
+        </w:rPr>
+        <w:t>μ</w:t>
+      </w:r>
+      <w:r>
+        <w:t>.</w:t>
       </w:r>
     </w:p>
     <w:p>
@@ -206,7 +215,13 @@
           </w:tcPr>
           <w:p>
             <w:r>
-              <w:t>A_μ</w:t>
+              <w:t>A</w:t>
+            </w:r>
+            <w:r>
+              <w:rPr>
+                <w:vertAlign w:val="subscript"/>
+              </w:rPr>
+              <w:t>μ</w:t>
             </w:r>
           </w:p>
         </w:tc>
@@ -280,7 +295,13 @@
           </w:tcPr>
           <w:p>
             <w:r>
-              <w:t>F_μν</w:t>
+              <w:t>F</w:t>
+            </w:r>
+            <w:r>
+              <w:rPr>
+                <w:vertAlign w:val="subscript"/>
+              </w:rPr>
+              <w:t>μν</w:t>
             </w:r>
           </w:p>
         </w:tc>
@@ -297,7 +318,43 @@
           </w:tcPr>
           <w:p>
             <w:r>
-              <w:t>∂_μA_ν−∂_νA_μ, the Maxwell field as a derived commutator, Lesson 41</w:t>
+              <w:t>∂</w:t>
+            </w:r>
+            <w:r>
+              <w:rPr>
+                <w:vertAlign w:val="subscript"/>
+              </w:rPr>
+              <w:t>μ</w:t>
+            </w:r>
+            <w:r>
+              <w:t>A</w:t>
+            </w:r>
+            <w:r>
+              <w:rPr>
+                <w:vertAlign w:val="subscript"/>
+              </w:rPr>
+              <w:t>ν</w:t>
+            </w:r>
+            <w:r>
+              <w:t>−∂</w:t>
+            </w:r>
+            <w:r>
+              <w:rPr>
+                <w:vertAlign w:val="subscript"/>
+              </w:rPr>
+              <w:t>ν</w:t>
+            </w:r>
+            <w:r>
+              <w:t>A</w:t>
+            </w:r>
+            <w:r>
+              <w:rPr>
+                <w:vertAlign w:val="subscript"/>
+              </w:rPr>
+              <w:t>μ</w:t>
+            </w:r>
+            <w:r>
+              <w:t>, the Maxwell field as a derived commutator, Lesson 41</w:t>
             </w:r>
           </w:p>
         </w:tc>
@@ -313,7 +370,43 @@
     </w:p>
     <w:p>
       <w:r>
-        <w:t>Mead's book is unreadable as a first chapter of this course: it assumes quantum phase, a vector potential, and the failure of E and B to explain an interference experiment where B=0 along the electron's path. Those objects did not exist in Prologue 1. They exist now. Lesson 8 showed that Maxwell can be rewritten in potentials. Lesson 39 showed that a local phase rotation on ψ forces A_μ. Lesson 41 showed [D_μ,D_ν]=iq F_μν: the field strength is already inside the covariant derivative. Mead's view is those three lessons read as a single claim about what is primitive.</w:t>
+        <w:t>Mead's book is unreadable as a first chapter of this course: it assumes quantum phase, a vector potential, and the failure of E and B to explain an interference experiment where B=0 along the electron's path. Those objects did not exist in Prologue 1. They exist now. Lesson 8 showed that Maxwell can be rewritten in potentials. Lesson 39 showed that a local phase rotation on ψ forces A</w:t>
+      </w:r>
+      <w:r>
+        <w:rPr>
+          <w:vertAlign w:val="subscript"/>
+        </w:rPr>
+        <w:t>μ</w:t>
+      </w:r>
+      <w:r>
+        <w:t>. Lesson 41 showed [D</w:t>
+      </w:r>
+      <w:r>
+        <w:rPr>
+          <w:vertAlign w:val="subscript"/>
+        </w:rPr>
+        <w:t>μ</w:t>
+      </w:r>
+      <w:r>
+        <w:t>,D</w:t>
+      </w:r>
+      <w:r>
+        <w:rPr>
+          <w:vertAlign w:val="subscript"/>
+        </w:rPr>
+        <w:t>ν</w:t>
+      </w:r>
+      <w:r>
+        <w:t>]=iq F</w:t>
+      </w:r>
+      <w:r>
+        <w:rPr>
+          <w:vertAlign w:val="subscript"/>
+        </w:rPr>
+        <w:t>μν</w:t>
+      </w:r>
+      <w:r>
+        <w:t>: the field strength is already inside the covariant derivative. Mead's view is those three lessons read as a single claim about what is primitive.</w:t>
       </w:r>
     </w:p>
     <w:p>
@@ -326,52 +419,80 @@
     </w:p>
     <w:p>
       <w:r>
-        <w:t>An electron's wave function has a phase. Transporting the electron around a loop that encloses a solenoid, with B=0 along the path and B≠0 inside the solenoid, still shifts the interference pattern. The shift is e∮A·dl, the flux, even though the electron never entered the B field. That is the Aharonov–Bohm effect. It is unintelligible if E and B are the only real electromagnetic quantities, and natural if A is the quantity that sets phase. Lesson 12's wave function and Lesson 8's A were waiting to be multiplied.</w:t>
+        <w:t>Fields first, potentials later: that is the order in which almost everyone learns electromagnetism, and for classical circuits and waves it is a defensible order. It is also partly an accident of history. Maxwell gave the potentials a central place; Heaviside, compressing Maxwell's theory into today's four equations (Prologue 7), removed them wherever he could, because fields could be measured directly and potentials could not. That was a choice, not a law of nature, and quantum mechanics is where the choice stops being free.</w:t>
+      </w:r>
+    </w:p>
+    <w:p>
+      <w:r>
+        <w:t>The reason is phase. An electron's amplitude is an arrow (Prologues 1–4), and as the electron moves, the rate at which its arrow turns depends on the potentials along its path: by an extra (e/ℏ)A·dl for each small step dl. The magnetic field does not enter this rule directly. The decisive experiment is the Aharonov–Bohm effect. Split an electron beam so that the two halves pass on either side of a thin, shielded solenoid. The magnetic field is confined inside the solenoid and is zero everywhere the electrons go. Classically there is no force and nothing to notice. Yet when the halves recombine, the fringes shift as the flux Φ inside the solenoid is changed. The two routes differ in phase by (e/ℏ)∮A·dl = eΦ/ℏ. The effect was predicted in 1959 and has been observed repeatedly, most cleanly by Tonomura's group in the 1980s with a tiny magnetic ring sealed inside a superconducting shield so that no field could leak out. It is unintelligible if E and B are the only electromagnetic quantities that act on matter, and natural if A is the quantity that sets phase. Lesson 12's wave function and Lesson 8's A were waiting to be multiplied.</w:t>
+      </w:r>
+    </w:p>
+    <w:p>
+      <w:r>
+        <w:t xml:space="preserve">A useful picture: a clock in London and a clock in Tokyo can both read 3:00, and you still cannot say whether those moments match until you know the offset between the time zones. The offset belongs to neither clock; it is the rule for comparing them. The potential is that rule for phase. In geometry such a rule is called a </w:t>
+      </w:r>
+      <w:r>
+        <w:rPr>
+          <w:b/>
+        </w:rPr>
+        <w:t>connection</w:t>
+      </w:r>
+      <w:r>
+        <w:t>, and Lesson 39 shows that demanding a free choice of phase convention at every point forces exactly this object into the theory.</w:t>
       </w:r>
     </w:p>
     <w:p>
       <w:pPr>
-        <w:spacing w:before="160" w:after="160"/>
+        <w:keepNext/>
+        <w:spacing w:before="160" w:after="40"/>
+        <w:jc w:val="center"/>
+      </w:pPr>
+      <w:r>
+        <w:drawing>
+          <wp:inline xmlns:a="http://schemas.openxmlformats.org/drawingml/2006/main" xmlns:pic="http://schemas.openxmlformats.org/drawingml/2006/picture">
+            <wp:extent cx="4937760" cy="1408652"/>
+            <wp:docPr id="1" name="Picture 1"/>
+            <wp:cNvGraphicFramePr>
+              <a:graphicFrameLocks noChangeAspect="1"/>
+            </wp:cNvGraphicFramePr>
+            <a:graphic>
+              <a:graphicData uri="http://schemas.openxmlformats.org/drawingml/2006/picture">
+                <pic:pic>
+                  <pic:nvPicPr>
+                    <pic:cNvPr id="0" name="Mead_AB.png"/>
+                    <pic:cNvPicPr/>
+                  </pic:nvPicPr>
+                  <pic:blipFill>
+                    <a:blip r:embed="rId11"/>
+                    <a:stretch>
+                      <a:fillRect/>
+                    </a:stretch>
+                  </pic:blipFill>
+                  <pic:spPr>
+                    <a:xfrm>
+                      <a:off x="0" y="0"/>
+                      <a:ext cx="4937760" cy="1408652"/>
+                    </a:xfrm>
+                    <a:prstGeom prst="rect"/>
+                  </pic:spPr>
+                </pic:pic>
+              </a:graphicData>
+            </a:graphic>
+          </wp:inline>
+        </w:drawing>
+      </w:r>
+    </w:p>
+    <w:p>
+      <w:pPr>
+        <w:spacing w:after="200"/>
         <w:jc w:val="center"/>
       </w:pPr>
       <w:r>
         <w:rPr>
-          <w:rFonts w:ascii="Consolas" w:hAnsi="Consolas" w:cs="Consolas" w:eastAsia="Consolas"/>
-          <w:sz w:val="20"/>
+          <w:i/>
+          <w:sz w:val="19"/>
         </w:rPr>
-        <w:t xml:space="preserve"> electron beam split</w:t>
-      </w:r>
-      <w:r>
-        <w:rPr>
-          <w:rFonts w:ascii="Consolas" w:hAnsi="Consolas" w:cs="Consolas" w:eastAsia="Consolas"/>
-          <w:sz w:val="20"/>
-        </w:rPr>
-        <w:br/>
-        <w:t xml:space="preserve">    *---- path 1 ----*</w:t>
-      </w:r>
-      <w:r>
-        <w:rPr>
-          <w:rFonts w:ascii="Consolas" w:hAnsi="Consolas" w:cs="Consolas" w:eastAsia="Consolas"/>
-          <w:sz w:val="20"/>
-        </w:rPr>
-        <w:br/>
-        <w:t xml:space="preserve">     \                \    interference</w:t>
-      </w:r>
-      <w:r>
-        <w:rPr>
-          <w:rFonts w:ascii="Consolas" w:hAnsi="Consolas" w:cs="Consolas" w:eastAsia="Consolas"/>
-          <w:sz w:val="20"/>
-        </w:rPr>
-        <w:br/>
-        <w:t xml:space="preserve">      *---- path 2 ----*     shifted by e∮A·dl</w:t>
-      </w:r>
-      <w:r>
-        <w:rPr>
-          <w:rFonts w:ascii="Consolas" w:hAnsi="Consolas" w:cs="Consolas" w:eastAsia="Consolas"/>
-          <w:sz w:val="20"/>
-        </w:rPr>
-        <w:br/>
-        <w:t xml:space="preserve">             solenoid in the middle, B=0 on both paths</w:t>
+        <w:t>Figure I.1. The Aharonov–Bohm arrangement. An electron beam is split around a shielded solenoid carrying flux Φ and recombined on a screen. B = 0 on both paths, yet the fringes shift by eΦ/ℏ as Φ changes.</w:t>
       </w:r>
     </w:p>
     <w:p>
@@ -385,7 +506,7 @@
     </w:p>
     <w:p>
       <w:r>
-        <w:t>Does Aharonov–Bohm mean Maxwell's B=∇×A is wrong? No. ∇×A is still B, and Faraday's law still holds. It means that two potentials differing by a gradient can be physically distinguished by a loop that cannot be contracted without crossing flux, i.e. that A is not a disposable convenience. Gauge invariance (Lesson 39) is the remaining, correctly local, ambiguity, not the right to discard A.</w:t>
+        <w:t>Does Aharonov–Bohm mean Maxwell's B=∇×A is wrong? No. ∇×A is still B, and Faraday's law still holds. It means that knowing B only along the paths the electron actually travels (here B = 0 everywhere on them) does not fix the physics: two arrangements with the same B on the paths but different enclosed flux give different ∮A·dl and different fringes. Potentials that differ by the gradient of a single-valued function give the same ∮A·dl and are physically identical; that is gauge invariance. Gauge invariance (Lesson 39) is the remaining, correctly local, ambiguity, not the right to discard A.</w:t>
       </w:r>
     </w:p>
     <w:p>
@@ -393,12 +514,123 @@
         <w:pStyle w:val="Heading2"/>
       </w:pPr>
       <w:r>
-        <w:t>3 Collective electrodynamics in one paragraph</w:t>
+        <w:t>3 The loop: why the phase must come back</w:t>
       </w:r>
     </w:p>
     <w:p>
       <w:r>
-        <w:t>A wire full of electrons shares a phase standard through A. Pushing a current is changing that collective phase in time; the inertia of the current is inductance, the energy stored in A. Mead develops circuits in that language. This course does not redo circuit theory. It records the moral: the same A_μ that appears in D_μ=∂_μ+iqA_μ is the object a laboratory inductor is using. The "collective" is a large-occupation, many-charge limit, the cousin of Prologue 5's many-photon Maxwell limit.</w:t>
+        <w:t>Take the arrow language of the prologues literally. An electron's amplitude is an arrow, and moving the electron along a path turns the arrow; with a potential present, the extra turn is e∫A·dl along the path. Now move the electron all the way round a closed loop and back to where it started. Classically nothing has happened. Quantum mechanically, the arrow may come back turned: by e∮A·dl, which Stokes' theorem turns into e times the flux through the loop. That is Section 2's shift, seen from a single path instead of two.</w:t>
+      </w:r>
+    </w:p>
+    <w:p>
+      <w:r>
+        <w:t>Now add one requirement: an amplitude has to be single-valued. It cannot arrive back at the same point disagreeing with itself. For an isolated electron going round once that is no constraint, because the electron's own arrow is not compared with anything. For a ring of superconductor, where an enormous number of charge carriers share one phase, it is a constraint: the shared arrow may wind round by whole turns only. In a thick superconducting ring, that forces the trapped flux to come in whole multiples of a flux quantum. The carriers are Cooper pairs, two electrons bound together, so their charge is 2e:</w:t>
+      </w:r>
+    </w:p>
+    <w:p>
+      <w:pPr>
+        <w:spacing w:before="100" w:after="160"/>
+        <w:jc w:val="center"/>
+      </w:pPr>
+      <m:oMathPara>
+        <m:oMath>
+          <m:sSub>
+            <m:e>
+              <m:r>
+                <m:t xml:space="preserve">Φ</m:t>
+              </m:r>
+            </m:e>
+            <m:sub>
+              <m:r>
+                <m:t xml:space="preserve">0</m:t>
+              </m:r>
+            </m:sub>
+          </m:sSub>
+          <m:r>
+            <m:t xml:space="preserve">=</m:t>
+          </m:r>
+          <m:f>
+            <m:num>
+              <m:r>
+                <m:t xml:space="preserve">h</m:t>
+              </m:r>
+            </m:num>
+            <m:den>
+              <m:r>
+                <m:t xml:space="preserve">2e</m:t>
+              </m:r>
+            </m:den>
+          </m:f>
+          <m:r>
+            <m:t xml:space="preserve">≈</m:t>
+          </m:r>
+          <m:r>
+            <m:t xml:space="preserve">2.07</m:t>
+          </m:r>
+          <m:r>
+            <m:t xml:space="preserve">×</m:t>
+          </m:r>
+          <m:sSup>
+            <m:e>
+              <m:r>
+                <m:t xml:space="preserve">10</m:t>
+              </m:r>
+            </m:e>
+            <m:sup>
+              <m:r>
+                <m:t xml:space="preserve">−15</m:t>
+              </m:r>
+            </m:sup>
+          </m:sSup>
+          <m:r>
+            <m:t xml:space="preserve"> </m:t>
+          </m:r>
+          <m:r>
+            <m:t xml:space="preserve">Wb</m:t>
+          </m:r>
+        </m:oMath>
+      </m:oMathPara>
+    </w:p>
+    <w:p>
+      <w:r>
+        <w:t>The quantization was measured in 1961, and the factor 2 in the denominator was itself the evidence for pairs. The same arithmetic, done for a single electron (charge e) in an Aharonov–Bohm ring, says the interference pattern repeats every h/e of enclosed flux, twice Φ₀. One loop integral of A, two experiments, two periods.</w:t>
+      </w:r>
+    </w:p>
+    <w:p>
+      <w:r>
+        <w:rPr>
+          <w:b/>
+          <w:i/>
+        </w:rPr>
+        <w:t>Worked example 2</w:t>
+      </w:r>
+    </w:p>
+    <w:p>
+      <w:r>
+        <w:t>A superconducting ring traps flux. Its value is measured as 6.2 × 10⁻¹⁵ Wb. How many flux quanta is that, and what is the winding of the shared phase?</w:t>
+      </w:r>
+    </w:p>
+    <w:p>
+      <w:r>
+        <w:t>6.2 × 10⁻¹⁵ / 2.07 × 10⁻¹⁵ ≈ 3.0. Three flux quanta; the shared arrow winds three whole turns round the ring. Nothing about this requires a magnetic field at the superconducting carriers themselves, which in a thick ring sit in a region where B is screened to zero. It is A, integrated round the loop, that the phase counts.</w:t>
+      </w:r>
+    </w:p>
+    <w:p>
+      <w:pPr>
+        <w:pStyle w:val="Heading3"/>
+      </w:pPr>
+      <w:r>
+        <w:t>3.1 Are E and B then less real?</w:t>
+      </w:r>
+    </w:p>
+    <w:p>
+      <w:r>
+        <w:t>Not in any sense that matters. Temperature is real, though no single molecule has one; pressure is real, though no molecule carries it about. Quantities can be the natural variables at one level of description and not at another. The useful question is not whether fields are real but at what level they become the right variables: for forces on classical charges and for radiation, E and B; for the phase of charged matter, and for the gauge principle of Lesson 39, A.</w:t>
+      </w:r>
+    </w:p>
+    <w:p>
+      <w:r>
+        <w:t>A second worry: if A matters so much, why can it be changed by a gauge transformation, A → A + ∇χ, without changing any prediction? Because when A shifts, the phase of every charged amplitude shifts with it in exactly the compensating way, so every measurable quantity, including every loop integral ∮A·dl, is untouched. Redundancy in a description is not the same as fiction. Latitude and longitude depend on an arbitrary choice of where to put zero, and every number changes if you move it; geography is not thereby made up. The map has freedom in how it is drawn, and the territory does not care. What is gauge-invariant about A, such as the phase it accumulates around a closed loop, is as real as anything in physics.</w:t>
       </w:r>
     </w:p>
     <w:p>
@@ -406,7 +638,61 @@
         <w:pStyle w:val="Heading2"/>
       </w:pPr>
       <w:r>
-        <w:t>4 What is not being replaced</w:t>
+        <w:t>4 Collective electrodynamics, briefly</w:t>
+      </w:r>
+    </w:p>
+    <w:p>
+      <w:r>
+        <w:t>A wire full of electrons shares a phase standard through A. Pushing a current is changing that collective phase in time; the inertia of the current is inductance, the energy stored in A. Mead develops circuits in that language. This course does not redo circuit theory. It records the moral: the same A</w:t>
+      </w:r>
+      <w:r>
+        <w:rPr>
+          <w:vertAlign w:val="subscript"/>
+        </w:rPr>
+        <w:t>μ</w:t>
+      </w:r>
+      <w:r>
+        <w:t xml:space="preserve"> that appears in D</w:t>
+      </w:r>
+      <w:r>
+        <w:rPr>
+          <w:vertAlign w:val="subscript"/>
+        </w:rPr>
+        <w:t>μ</w:t>
+      </w:r>
+      <w:r>
+        <w:t>=∂</w:t>
+      </w:r>
+      <w:r>
+        <w:rPr>
+          <w:vertAlign w:val="subscript"/>
+        </w:rPr>
+        <w:t>μ</w:t>
+      </w:r>
+      <w:r>
+        <w:t>+iqA</w:t>
+      </w:r>
+      <w:r>
+        <w:rPr>
+          <w:vertAlign w:val="subscript"/>
+        </w:rPr>
+        <w:t>μ</w:t>
+      </w:r>
+      <w:r>
+        <w:t xml:space="preserve"> is the object a laboratory inductor is using. The "collective" is a large-occupation, many-charge limit, the cousin of Prologue 7's many-photon Maxwell limit.</w:t>
+      </w:r>
+    </w:p>
+    <w:p>
+      <w:r>
+        <w:t>The wider picture behind Mead's programme is emergence. One electron interacting with another is quantum mechanics; a billion billion electrons sharing a phase in a wire or a ring look like a smooth current, a magnetic field, stored energy, a radiating wave. On that view Maxwell's equations are the large-scale handwriting of quantum matter, which makes them more remarkable, not less. "Fundamental" can mean two different things here. If it means describing the widest range of energies and processes, QED wins. If it means revealing a law most directly, a collective variable sometimes wins: flux quantization in units of h/2e is almost invisible electron by electron and obvious in the shared phase of the ring.</w:t>
+      </w:r>
+    </w:p>
+    <w:p>
+      <w:pPr>
+        <w:pStyle w:val="Heading2"/>
+      </w:pPr>
+      <w:r>
+        <w:t>5 What is not being replaced</w:t>
       </w:r>
     </w:p>
     <w:p>
@@ -414,7 +700,16 @@
         <w:pStyle w:val="ListBullet"/>
       </w:pPr>
       <w:r>
-        <w:t>Maxwell's equations remain the field equations for F_μν (Lesson 7, Lesson 43).</w:t>
+        <w:t>Maxwell's equations remain the field equations for F</w:t>
+      </w:r>
+      <w:r>
+        <w:rPr>
+          <w:vertAlign w:val="subscript"/>
+        </w:rPr>
+        <w:t>μν</w:t>
+      </w:r>
+      <w:r>
+        <w:t xml:space="preserve"> (Lesson 7, Lesson 43).</w:t>
       </w:r>
     </w:p>
     <w:p>
@@ -422,7 +717,7 @@
         <w:pStyle w:val="ListBullet"/>
       </w:pPr>
       <w:r>
-        <w:t>Feynman's three actions remain the Feynman rules (Prologue 3, Lesson 50).</w:t>
+        <w:t>Feynman's three actions remain the Feynman rules (Prologue 5, Lesson 50).</w:t>
       </w:r>
     </w:p>
     <w:p>
@@ -615,6 +910,44 @@
           </w:p>
         </w:tc>
       </w:tr>
+      <w:tr>
+        <w:tc>
+          <w:tcPr>
+            <w:tcW w:type="dxa" w:w="3264"/>
+            <w:vAlign w:val="center"/>
+            <w:shd w:fill="EAF2F8"/>
+            <w:tcMar>
+              <w:top w:w="100" w:type="dxa"/>
+              <w:start w:w="100" w:type="dxa"/>
+              <w:bottom w:w="100" w:type="dxa"/>
+              <w:end w:w="100" w:type="dxa"/>
+            </w:tcMar>
+          </w:tcPr>
+          <w:p>
+            <w:r>
+              <w:t>Flux quantum h/2e</w:t>
+            </w:r>
+          </w:p>
+        </w:tc>
+        <w:tc>
+          <w:tcPr>
+            <w:tcW w:type="dxa" w:w="6528"/>
+            <w:vAlign w:val="center"/>
+            <w:shd w:fill="EAF2F8"/>
+            <w:tcMar>
+              <w:top w:w="100" w:type="dxa"/>
+              <w:start w:w="100" w:type="dxa"/>
+              <w:bottom w:w="100" w:type="dxa"/>
+              <w:end w:w="100" w:type="dxa"/>
+            </w:tcMar>
+          </w:tcPr>
+          <w:p>
+            <w:r>
+              <w:t>Single-valuedness of a shared phase; Cooper pairs carry 2e</w:t>
+            </w:r>
+          </w:p>
+        </w:tc>
+      </w:tr>
     </w:tbl>
     <w:p>
       <w:pPr>
@@ -633,7 +966,25 @@
         </w:numPr>
       </w:pPr>
       <w:r>
-        <w:t>This interlude waits until A_μ and D_μ exist.</w:t>
+        <w:t>This interlude waits until A</w:t>
+      </w:r>
+      <w:r>
+        <w:rPr>
+          <w:vertAlign w:val="subscript"/>
+        </w:rPr>
+        <w:t>μ</w:t>
+      </w:r>
+      <w:r>
+        <w:t xml:space="preserve"> and D</w:t>
+      </w:r>
+      <w:r>
+        <w:rPr>
+          <w:vertAlign w:val="subscript"/>
+        </w:rPr>
+        <w:t>μ</w:t>
+      </w:r>
+      <w:r>
+        <w:t xml:space="preserve"> exist.</w:t>
       </w:r>
     </w:p>
     <w:p>
@@ -658,6 +1009,18 @@
       </w:pPr>
       <w:r>
         <w:t>Aharonov–Bohm is the experiment that makes that claim sharp.</w:t>
+      </w:r>
+    </w:p>
+    <w:p>
+      <w:pPr>
+        <w:pStyle w:val="ListNumber"/>
+        <w:numPr>
+          <w:ilvl w:val="0"/>
+          <w:numId w:val="10"/>
+        </w:numPr>
+      </w:pPr>
+      <w:r>
+        <w:t>Single-valued shared phase round a superconducting ring quantizes the trapped flux in units h/2e.</w:t>
       </w:r>
     </w:p>
     <w:p>
@@ -782,7 +1145,13 @@
           </w:tcPr>
           <w:p>
             <w:r>
-              <w:t>Why was this interlude forbidden in Prologue 1?</w:t>
+              <w:rPr>
+                <w:b/>
+              </w:rPr>
+              <w:t>Core.</w:t>
+            </w:r>
+            <w:r>
+              <w:t xml:space="preserve"> Why was this interlude forbidden in Prologue 1?</w:t>
             </w:r>
           </w:p>
         </w:tc>
@@ -820,7 +1189,13 @@
           </w:tcPr>
           <w:p>
             <w:r>
-              <w:t>Write E and B in terms of φ and A.</w:t>
+              <w:rPr>
+                <w:b/>
+              </w:rPr>
+              <w:t>Core.</w:t>
+            </w:r>
+            <w:r>
+              <w:t xml:space="preserve"> Write E and B in terms of φ and A.</w:t>
             </w:r>
           </w:p>
         </w:tc>
@@ -856,7 +1231,13 @@
           </w:tcPr>
           <w:p>
             <w:r>
-              <w:t>State the Aharonov–Bohm shift in terms of A.</w:t>
+              <w:rPr>
+                <w:b/>
+              </w:rPr>
+              <w:t>Core.</w:t>
+            </w:r>
+            <w:r>
+              <w:t xml:space="preserve"> State the Aharonov–Bohm shift in terms of A.</w:t>
             </w:r>
           </w:p>
         </w:tc>
@@ -894,7 +1275,22 @@
           </w:tcPr>
           <w:p>
             <w:r>
-              <w:t>How does Lesson 39 force A_μ?</w:t>
+              <w:rPr>
+                <w:b/>
+              </w:rPr>
+              <w:t>Core.</w:t>
+            </w:r>
+            <w:r>
+              <w:t xml:space="preserve"> How does Lesson 39 force A</w:t>
+            </w:r>
+            <w:r>
+              <w:rPr>
+                <w:vertAlign w:val="subscript"/>
+              </w:rPr>
+              <w:t>μ</w:t>
+            </w:r>
+            <w:r>
+              <w:t>?</w:t>
             </w:r>
           </w:p>
         </w:tc>
@@ -930,7 +1326,40 @@
           </w:tcPr>
           <w:p>
             <w:r>
-              <w:t>What is [D_μ,D_ν] in terms of F_μν?</w:t>
+              <w:rPr>
+                <w:b/>
+              </w:rPr>
+              <w:t>Core.</w:t>
+            </w:r>
+            <w:r>
+              <w:t xml:space="preserve"> What is [D</w:t>
+            </w:r>
+            <w:r>
+              <w:rPr>
+                <w:vertAlign w:val="subscript"/>
+              </w:rPr>
+              <w:t>μ</w:t>
+            </w:r>
+            <w:r>
+              <w:t>,D</w:t>
+            </w:r>
+            <w:r>
+              <w:rPr>
+                <w:vertAlign w:val="subscript"/>
+              </w:rPr>
+              <w:t>ν</w:t>
+            </w:r>
+            <w:r>
+              <w:t>] in terms of F</w:t>
+            </w:r>
+            <w:r>
+              <w:rPr>
+                <w:vertAlign w:val="subscript"/>
+              </w:rPr>
+              <w:t>μν</w:t>
+            </w:r>
+            <w:r>
+              <w:t>?</w:t>
             </w:r>
           </w:p>
         </w:tc>
@@ -968,7 +1397,13 @@
           </w:tcPr>
           <w:p>
             <w:r>
-              <w:t>Does Mead discard Maxwell's equations?</w:t>
+              <w:rPr>
+                <w:b/>
+              </w:rPr>
+              <w:t>Core.</w:t>
+            </w:r>
+            <w:r>
+              <w:t xml:space="preserve"> Does Mead discard Maxwell's equations?</w:t>
             </w:r>
           </w:p>
         </w:tc>
@@ -1004,7 +1439,13 @@
           </w:tcPr>
           <w:p>
             <w:r>
-              <w:t>Does Mead discard Feynman diagrams?</w:t>
+              <w:rPr>
+                <w:b/>
+              </w:rPr>
+              <w:t>Core.</w:t>
+            </w:r>
+            <w:r>
+              <w:t xml:space="preserve"> Does Mead discard Feynman diagrams?</w:t>
             </w:r>
           </w:p>
         </w:tc>
@@ -1042,7 +1483,99 @@
           </w:tcPr>
           <w:p>
             <w:r>
-              <w:t>Challenge: a solenoid's exterior has B=0, A≠0 (in a common gauge). Why is that not a gauge artifact if interference depends on it?</w:t>
+              <w:rPr>
+                <w:b/>
+              </w:rPr>
+              <w:t>Challenge.</w:t>
+            </w:r>
+            <w:r>
+              <w:t xml:space="preserve"> A solenoid's exterior has B=0, A≠0 (in a common gauge). Why is that not a gauge artifact if interference depends on it?</w:t>
+            </w:r>
+          </w:p>
+        </w:tc>
+      </w:tr>
+      <w:tr>
+        <w:tc>
+          <w:tcPr>
+            <w:tcW w:type="dxa" w:w="720"/>
+            <w:vAlign w:val="center"/>
+            <w:tcMar>
+              <w:top w:w="100" w:type="dxa"/>
+              <w:start w:w="100" w:type="dxa"/>
+              <w:bottom w:w="100" w:type="dxa"/>
+              <w:end w:w="100" w:type="dxa"/>
+            </w:tcMar>
+          </w:tcPr>
+          <w:p>
+            <w:r>
+              <w:t>9</w:t>
+            </w:r>
+          </w:p>
+        </w:tc>
+        <w:tc>
+          <w:tcPr>
+            <w:tcW w:type="dxa" w:w="9072"/>
+            <w:vAlign w:val="center"/>
+            <w:tcMar>
+              <w:top w:w="100" w:type="dxa"/>
+              <w:start w:w="100" w:type="dxa"/>
+              <w:bottom w:w="100" w:type="dxa"/>
+              <w:end w:w="100" w:type="dxa"/>
+            </w:tcMar>
+          </w:tcPr>
+          <w:p>
+            <w:r>
+              <w:rPr>
+                <w:b/>
+              </w:rPr>
+              <w:t>Extension.</w:t>
+            </w:r>
+            <w:r>
+              <w:t xml:space="preserve"> The flux quantum is h/(2e). Compute it with h = 6.626 × 10⁻³⁴ J s and e = 1.602 × 10⁻¹⁹ C, and state the flux period of an electron Aharonov–Bohm ring.</w:t>
+            </w:r>
+          </w:p>
+        </w:tc>
+      </w:tr>
+      <w:tr>
+        <w:tc>
+          <w:tcPr>
+            <w:tcW w:type="dxa" w:w="720"/>
+            <w:vAlign w:val="center"/>
+            <w:shd w:fill="EAF2F8"/>
+            <w:tcMar>
+              <w:top w:w="100" w:type="dxa"/>
+              <w:start w:w="100" w:type="dxa"/>
+              <w:bottom w:w="100" w:type="dxa"/>
+              <w:end w:w="100" w:type="dxa"/>
+            </w:tcMar>
+          </w:tcPr>
+          <w:p>
+            <w:r>
+              <w:t>10</w:t>
+            </w:r>
+          </w:p>
+        </w:tc>
+        <w:tc>
+          <w:tcPr>
+            <w:tcW w:type="dxa" w:w="9072"/>
+            <w:vAlign w:val="center"/>
+            <w:shd w:fill="EAF2F8"/>
+            <w:tcMar>
+              <w:top w:w="100" w:type="dxa"/>
+              <w:start w:w="100" w:type="dxa"/>
+              <w:bottom w:w="100" w:type="dxa"/>
+              <w:end w:w="100" w:type="dxa"/>
+            </w:tcMar>
+          </w:tcPr>
+          <w:p>
+            <w:r>
+              <w:rPr>
+                <w:b/>
+              </w:rPr>
+              <w:t>Extension.</w:t>
+            </w:r>
+            <w:r>
+              <w:t xml:space="preserve"> Why does the single-valuedness of the amplitude constrain a superconducting ring but not one electron sent once around a solenoid?</w:t>
             </w:r>
           </w:p>
         </w:tc>
@@ -1059,6 +1592,14 @@
     <w:p>
       <w:r>
         <w:rPr>
+          <w:i/>
+        </w:rPr>
+        <w:t>Attempt each exercise before reading its solution. If you are stuck, read only the first sentence of the solution, then try again.</w:t>
+      </w:r>
+    </w:p>
+    <w:p>
+      <w:r>
+        <w:rPr>
           <w:b/>
         </w:rPr>
         <w:t>1.</w:t>
@@ -1067,7 +1608,16 @@
         <w:t xml:space="preserve"> </w:t>
       </w:r>
       <w:r>
-        <w:t>No quantum phase and no A_μ had been defined.</w:t>
+        <w:t>No quantum phase and no A</w:t>
+      </w:r>
+      <w:r>
+        <w:rPr>
+          <w:vertAlign w:val="subscript"/>
+        </w:rPr>
+        <w:t>μ</w:t>
+      </w:r>
+      <w:r>
+        <w:t xml:space="preserve"> had been defined.</w:t>
       </w:r>
     </w:p>
     <w:p>
@@ -1095,7 +1645,7 @@
         <w:t xml:space="preserve"> </w:t>
       </w:r>
       <w:r>
-        <w:t>Δθ=e∮A·dl (ℏ=1), equal to e times enclosed flux.</w:t>
+        <w:t>Δθ=(e/ℏ)∮A·dl = eΦ/ℏ: the charge times the enclosed flux, divided by ℏ (simply eΦ in units with ℏ=1).</w:t>
       </w:r>
     </w:p>
     <w:p>
@@ -1109,7 +1659,52 @@
         <w:t xml:space="preserve"> </w:t>
       </w:r>
       <w:r>
-        <w:t>A local phase rotation on ψ spoils ∂_μψ; D_μ=∂_μ+iqA_μ restores homogeneous transformation, which introduces A_μ.</w:t>
+        <w:t>A local phase rotation on ψ spoils ∂</w:t>
+      </w:r>
+      <w:r>
+        <w:rPr>
+          <w:vertAlign w:val="subscript"/>
+        </w:rPr>
+        <w:t>μ</w:t>
+      </w:r>
+      <w:r>
+        <w:t>ψ; D</w:t>
+      </w:r>
+      <w:r>
+        <w:rPr>
+          <w:vertAlign w:val="subscript"/>
+        </w:rPr>
+        <w:t>μ</w:t>
+      </w:r>
+      <w:r>
+        <w:t>=∂</w:t>
+      </w:r>
+      <w:r>
+        <w:rPr>
+          <w:vertAlign w:val="subscript"/>
+        </w:rPr>
+        <w:t>μ</w:t>
+      </w:r>
+      <w:r>
+        <w:t>+iqA</w:t>
+      </w:r>
+      <w:r>
+        <w:rPr>
+          <w:vertAlign w:val="subscript"/>
+        </w:rPr>
+        <w:t>μ</w:t>
+      </w:r>
+      <w:r>
+        <w:t xml:space="preserve"> restores homogeneous transformation, which introduces A</w:t>
+      </w:r>
+      <w:r>
+        <w:rPr>
+          <w:vertAlign w:val="subscript"/>
+        </w:rPr>
+        <w:t>μ</w:t>
+      </w:r>
+      <w:r>
+        <w:t>.</w:t>
       </w:r>
     </w:p>
     <w:p>
@@ -1123,7 +1718,34 @@
         <w:t xml:space="preserve"> </w:t>
       </w:r>
       <w:r>
-        <w:t>[D_μ,D_ν]=iq F_μν.</w:t>
+        <w:t>[D</w:t>
+      </w:r>
+      <w:r>
+        <w:rPr>
+          <w:vertAlign w:val="subscript"/>
+        </w:rPr>
+        <w:t>μ</w:t>
+      </w:r>
+      <w:r>
+        <w:t>,D</w:t>
+      </w:r>
+      <w:r>
+        <w:rPr>
+          <w:vertAlign w:val="subscript"/>
+        </w:rPr>
+        <w:t>ν</w:t>
+      </w:r>
+      <w:r>
+        <w:t>]=iq F</w:t>
+      </w:r>
+      <w:r>
+        <w:rPr>
+          <w:vertAlign w:val="subscript"/>
+        </w:rPr>
+        <w:t>μν</w:t>
+      </w:r>
+      <w:r>
+        <w:t>.</w:t>
       </w:r>
     </w:p>
     <w:p>
@@ -1137,7 +1759,16 @@
         <w:t xml:space="preserve"> </w:t>
       </w:r>
       <w:r>
-        <w:t>No; F_μν still obeys them. They become identities-plus-equations for a derived F.</w:t>
+        <w:t>No; F</w:t>
+      </w:r>
+      <w:r>
+        <w:rPr>
+          <w:vertAlign w:val="subscript"/>
+        </w:rPr>
+        <w:t>μν</w:t>
+      </w:r>
+      <w:r>
+        <w:t xml:space="preserve"> still obeys them. They become identities-plus-equations for a derived F.</w:t>
       </w:r>
     </w:p>
     <w:p>
@@ -1169,35 +1800,44 @@
       </w:r>
     </w:p>
     <w:p>
+      <w:r>
+        <w:rPr>
+          <w:b/>
+        </w:rPr>
+        <w:t>9.</w:t>
+      </w:r>
+      <w:r>
+        <w:t xml:space="preserve"> </w:t>
+      </w:r>
+      <w:r>
+        <w:t>6.626 × 10⁻³⁴ / (2 × 1.602 × 10⁻¹⁹) ≈ 2.07 × 10⁻¹⁵ Wb. A single electron has charge e, so its interference pattern repeats every h/e ≈ 4.14 × 10⁻¹⁵ Wb, twice Φ₀.</w:t>
+      </w:r>
+    </w:p>
+    <w:p>
+      <w:r>
+        <w:rPr>
+          <w:b/>
+        </w:rPr>
+        <w:t>10.</w:t>
+      </w:r>
+      <w:r>
+        <w:t xml:space="preserve"> </w:t>
+      </w:r>
+      <w:r>
+        <w:t>In the ring, an enormous number of Cooper pairs share one phase, and that shared arrow must close on itself after one circuit, so only whole windings are allowed. A single electron sent once around is compared with itself only through interference between two paths; nothing forces its accumulated phase to be a whole number of turns, so the Aharonov–Bohm shift varies continuously with Φ.</w:t>
+      </w:r>
+    </w:p>
+    <w:p>
       <w:pPr>
         <w:pStyle w:val="Heading2"/>
       </w:pPr>
       <w:r>
-        <w:t>Mastery checklist</w:t>
+        <w:t>Mastery check</w:t>
       </w:r>
     </w:p>
     <w:p>
-      <w:pPr>
-        <w:pStyle w:val="ListBullet"/>
-      </w:pPr>
       <w:r>
-        <w:t>I can state Mead's inversion and the experiment that motivates it.</w:t>
-      </w:r>
-    </w:p>
-    <w:p>
-      <w:pPr>
-        <w:pStyle w:val="ListBullet"/>
-      </w:pPr>
-      <w:r>
-        <w:t>I can locate that inversion in Lessons 8, 39, and 40.</w:t>
-      </w:r>
-    </w:p>
-    <w:p>
-      <w:pPr>
-        <w:pStyle w:val="ListBullet"/>
-      </w:pPr>
-      <w:r>
-        <w:t>I can keep Maxwell, Feynman, and Mead as one theory, not three camps.</w:t>
+        <w:t>Before moving on, answer Exercises 1–7 without looking at the solutions. If you can, this interlude has done its job.</w:t>
       </w:r>
     </w:p>
     <w:p>
@@ -1210,7 +1850,61 @@
     </w:p>
     <w:p>
       <w:r>
-        <w:t>Lesson 42 assembles the QED Lagrangian, which already contains Mead's primitive A_μ as the gauge field and Maxwell's E, B as F_μν=∂_μA_ν−∂_νA_μ.</w:t>
+        <w:t>Lesson 42 assembles the QED Lagrangian, which already contains Mead's primitive A</w:t>
+      </w:r>
+      <w:r>
+        <w:rPr>
+          <w:vertAlign w:val="subscript"/>
+        </w:rPr>
+        <w:t>μ</w:t>
+      </w:r>
+      <w:r>
+        <w:t xml:space="preserve"> as the gauge field and Maxwell's E, B as F</w:t>
+      </w:r>
+      <w:r>
+        <w:rPr>
+          <w:vertAlign w:val="subscript"/>
+        </w:rPr>
+        <w:t>μν</w:t>
+      </w:r>
+      <w:r>
+        <w:t>=∂</w:t>
+      </w:r>
+      <w:r>
+        <w:rPr>
+          <w:vertAlign w:val="subscript"/>
+        </w:rPr>
+        <w:t>μ</w:t>
+      </w:r>
+      <w:r>
+        <w:t>A</w:t>
+      </w:r>
+      <w:r>
+        <w:rPr>
+          <w:vertAlign w:val="subscript"/>
+        </w:rPr>
+        <w:t>ν</w:t>
+      </w:r>
+      <w:r>
+        <w:t>−∂</w:t>
+      </w:r>
+      <w:r>
+        <w:rPr>
+          <w:vertAlign w:val="subscript"/>
+        </w:rPr>
+        <w:t>ν</w:t>
+      </w:r>
+      <w:r>
+        <w:t>A</w:t>
+      </w:r>
+      <w:r>
+        <w:rPr>
+          <w:vertAlign w:val="subscript"/>
+        </w:rPr>
+        <w:t>μ</w:t>
+      </w:r>
+      <w:r>
+        <w:t>.</w:t>
       </w:r>
     </w:p>
     <w:sectPr>
@@ -1249,7 +1943,7 @@
         <w:color w:val="5A5A5A"/>
         <w:sz w:val="16"/>
       </w:rPr>
-      <w:t>QED Course   Interlude 40</w:t>
+      <w:t>A QED Course   Interlude after Lesson 41</w:t>
     </w:r>
   </w:p>
 </w:hdr>
